--- a/resume/Connor_Readnour_Resume.docx
+++ b/resume/Connor_Readnour_Resume.docx
@@ -101,7 +101,6 @@
                 <w:showingPlcHdr/>
                 <w15:appearance w15:val="hidden"/>
               </w:sdtPr>
-              <w:sdtEndPr/>
               <w:sdtContent>
                 <w:r>
                   <w:rPr>
@@ -151,7 +150,6 @@
                 <w:showingPlcHdr/>
                 <w15:appearance w15:val="hidden"/>
               </w:sdtPr>
-              <w:sdtEndPr/>
               <w:sdtContent>
                 <w:r>
                   <w:rPr>
@@ -197,7 +195,6 @@
                 <w:showingPlcHdr/>
                 <w15:appearance w15:val="hidden"/>
               </w:sdtPr>
-              <w:sdtEndPr/>
               <w:sdtContent>
                 <w:r>
                   <w:rPr>
@@ -402,7 +399,6 @@
                 <w:showingPlcHdr/>
                 <w15:appearance w15:val="hidden"/>
               </w:sdtPr>
-              <w:sdtEndPr/>
               <w:sdtContent>
                 <w:r>
                   <w:t>Skills</w:t>
@@ -735,7 +731,6 @@
           <w:showingPlcHdr/>
           <w15:appearance w15:val="hidden"/>
         </w:sdtPr>
-        <w:sdtEndPr/>
         <w:sdtContent>
           <w:r>
             <w:t>Experience</w:t>
@@ -2867,7 +2862,6 @@
         <w:showingPlcHdr/>
         <w15:appearance w15:val="hidden"/>
       </w:sdtPr>
-      <w:sdtEndPr/>
       <w:sdtContent>
         <w:p>
           <w:pPr>
@@ -3119,7 +3113,7 @@
                 <w:szCs w:val="22"/>
                 <w:shd w:val="clear" w:color="auto" w:fill="FFFFFF"/>
               </w:rPr>
-              <w:t xml:space="preserve">march 2025, </w:t>
+              <w:t xml:space="preserve">mar 2025, </w:t>
             </w:r>
             <w:r>
               <w:rPr>
@@ -3198,7 +3192,7 @@
                 <w:szCs w:val="22"/>
                 <w:shd w:val="clear" w:color="auto" w:fill="FFFFFF"/>
               </w:rPr>
-              <w:t xml:space="preserve">october 2024, </w:t>
+              <w:t xml:space="preserve">oct 2024, </w:t>
             </w:r>
             <w:r>
               <w:rPr>
@@ -3265,7 +3259,7 @@
                 <w:szCs w:val="22"/>
                 <w:shd w:val="clear" w:color="auto" w:fill="FFFFFF"/>
               </w:rPr>
-              <w:t>Septemeber</w:t>
+              <w:t>Sep</w:t>
             </w:r>
             <w:r>
               <w:rPr>
@@ -3360,7 +3354,27 @@
                 <w:szCs w:val="22"/>
                 <w:shd w:val="clear" w:color="auto" w:fill="FFFFFF"/>
               </w:rPr>
-              <w:t xml:space="preserve">April 2021, </w:t>
+              <w:t>Apr</w:t>
+            </w:r>
+            <w:r>
+              <w:rPr>
+                <w:rFonts w:eastAsiaTheme="minorHAnsi" w:cs="Segoe UI"/>
+                <w:color w:val="595959" w:themeColor="text1" w:themeTint="A6"/>
+                <w:sz w:val="22"/>
+                <w:szCs w:val="22"/>
+                <w:shd w:val="clear" w:color="auto" w:fill="FFFFFF"/>
+              </w:rPr>
+              <w:t xml:space="preserve"> </w:t>
+            </w:r>
+            <w:r>
+              <w:rPr>
+                <w:rFonts w:eastAsiaTheme="minorHAnsi" w:cs="Segoe UI"/>
+                <w:color w:val="595959" w:themeColor="text1" w:themeTint="A6"/>
+                <w:sz w:val="22"/>
+                <w:szCs w:val="22"/>
+                <w:shd w:val="clear" w:color="auto" w:fill="FFFFFF"/>
+              </w:rPr>
+              <w:t xml:space="preserve">2021, </w:t>
             </w:r>
             <w:r>
               <w:rPr>
@@ -3449,7 +3463,7 @@
                 <w:szCs w:val="22"/>
                 <w:shd w:val="clear" w:color="auto" w:fill="FFFFFF"/>
               </w:rPr>
-              <w:t xml:space="preserve">March 2021, </w:t>
+              <w:t xml:space="preserve">Mar 2021, </w:t>
             </w:r>
             <w:r>
               <w:rPr>
@@ -29315,6 +29329,7 @@
     <w:rsid w:val="00065781"/>
     <w:rsid w:val="00067C5D"/>
     <w:rsid w:val="00133FFD"/>
+    <w:rsid w:val="00157BB8"/>
     <w:rsid w:val="0016320D"/>
     <w:rsid w:val="00181E0D"/>
     <w:rsid w:val="0019141F"/>
@@ -29407,6 +29422,7 @@
     <w:rsid w:val="009662C8"/>
     <w:rsid w:val="009662EE"/>
     <w:rsid w:val="009842F8"/>
+    <w:rsid w:val="009A5DEF"/>
     <w:rsid w:val="009D2AA8"/>
     <w:rsid w:val="009E7AA1"/>
     <w:rsid w:val="009F09C8"/>
